--- a/lab_meeting/2026.11_랩미팅_KG구축_how_단계1-3.docx
+++ b/lab_meeting/2026.11_랩미팅_KG구축_how_단계1-3.docx
@@ -104,7 +104,7 @@
           <w:szCs w:val="20"/>
           <w:lang w:eastAsia="ko-KR"/>
         </w:rPr>
-        <w:t xml:space="preserve">단계 1(소스 구분): DDKG가 자료를 정형 표와 비정형 텍스트로 나누어 서로 다른 Class를 채운 원리를 따랐음을 밝히고, 우리 자료 5가지가 어느 쪽으로 가서 어떤 Class를 채우는지 보였다(그림 1). 승인 표의 비고 열이 비정형으로 분류되는 이유도 여기서 설명한다.</w:t>
+        <w:t xml:space="preserve">자료 준비(단계 1 소스 구분, 단계 2 전처리)를 한 장으로 묶었다. 소스 구분은 DDKG가 자료를 정형 표와 비정형 텍스트로 나누어 서로 다른 Class를 채운 원리를 따랐다(그림 1). 전처리는 문헌을 따른 것이 아니라 자료 준비이며, 실제 자료의 행으로 무엇이 지워지고 바뀌는지 보였다(그림 2~4).</w:t>
       </w:r>
     </w:p>
     <w:p>
@@ -121,7 +121,7 @@
           <w:szCs w:val="20"/>
           <w:lang w:eastAsia="ko-KR"/>
         </w:rPr>
-        <w:t xml:space="preserve">단계 2(전처리): 10/16 자료는 근거를 DDKG 전처리로 적었으나, 우리 전처리는 DDKG의 기술(형식 변환, OCR, 정규식 구간 추출)을 쓰지 않았다. 문헌 근거가 없는 자료 준비로 바로잡고, 자료별로 한 일, 남은 결과, 이유를 보였다(그림 2).</w:t>
+        <w:t xml:space="preserve">10/16 자료는 전처리의 근거를 DDKG 전처리로 적었으나, 우리 전처리는 DDKG의 기술(형식 변환, OCR, 정규식 구간 추출)을 쓰지 않았으므로 바로잡았다.</w:t>
       </w:r>
     </w:p>
     <w:p>
@@ -138,7 +138,7 @@
           <w:szCs w:val="20"/>
           <w:lang w:eastAsia="ko-KR"/>
         </w:rPr>
-        <w:t xml:space="preserve">단계 3(구조화 자료 매핑): 문헌 표기를 바로잡았다(OntoDSMS = Zhou 외 2023이 만든 온톨로지, D2RQ = 그 논문이 사용한 기존 도구). D2RQ의 매핑 원리 4개를 따라 승인 표의 504행 하나가 Entity가 되는 과정과 결과물(CSV 파일 3개)을 보였다(그림 3~10).</w:t>
+        <w:t xml:space="preserve">단계 3(구조화 자료 매핑): 문헌 표기를 바로잡았다(OntoDSMS = Zhou 외 2023이 만든 온톨로지, D2RQ = 그 논문이 사용한 기존 도구). D2RQ의 매핑 원리 4개를 따라 승인 표의 504행 하나가 Entity가 되는 과정과 결과물(CSV 파일 3개)을 보였다(그림 5~12).</w:t>
       </w:r>
     </w:p>
     <w:p>
@@ -453,7 +453,92 @@
                 <w:szCs w:val="18"/>
                 <w:lang w:eastAsia="ko-KR"/>
               </w:rPr>
-              <w:t xml:space="preserve">문헌 근거 없음(자료 준비). 한 일 → 남은 결과 → 이유</w:t>
+              <w:t xml:space="preserve">문헌 근거 없음(자료 준비)</w:t>
+            </w:r>
+          </w:p>
+        </w:tc>
+      </w:tr>
+      <w:tr>
+        <w:trPr>
+          <w:cantSplit/>
+          <w:jc w:val="center"/>
+        </w:trPr>
+        <w:tc>
+          <w:tcPr>
+            <w:tcW w:w="1700" w:type="dxa"/>
+            <w:shd w:val="clear" w:color="auto" w:fill="EEF5FA"/>
+            <w:tcMar>
+              <w:top w:w="80" w:type="dxa"/>
+              <w:left w:w="110" w:type="dxa"/>
+              <w:bottom w:w="80" w:type="dxa"/>
+              <w:right w:w="110" w:type="dxa"/>
+            </w:tcMar>
+            <w:vAlign w:val="center"/>
+          </w:tcPr>
+          <w:p>
+            <w:pPr>
+              <w:spacing w:after="20" w:line="252" w:lineRule="auto"/>
+              <w:jc w:val="center"/>
+            </w:pPr>
+            <w:r>
+              <w:rPr>
+                <w:b/>
+                <w:color w:val="1F4E79"/>
+                <w:sz w:val="18"/>
+                <w:szCs w:val="18"/>
+                <w:lang w:eastAsia="ko-KR"/>
+              </w:rPr>
+              <w:t xml:space="preserve">단계 2 설명</w:t>
+            </w:r>
+          </w:p>
+        </w:tc>
+        <w:tc>
+          <w:tcPr>
+            <w:tcW w:w="3500" w:type="dxa"/>
+            <w:tcMar>
+              <w:top w:w="80" w:type="dxa"/>
+              <w:left w:w="110" w:type="dxa"/>
+              <w:bottom w:w="80" w:type="dxa"/>
+              <w:right w:w="110" w:type="dxa"/>
+            </w:tcMar>
+            <w:vAlign w:val="center"/>
+          </w:tcPr>
+          <w:p>
+            <w:pPr>
+              <w:spacing w:after="20" w:line="252" w:lineRule="auto"/>
+            </w:pPr>
+            <w:r>
+              <w:rPr>
+                <w:sz w:val="18"/>
+                <w:szCs w:val="18"/>
+                <w:lang w:eastAsia="ko-KR"/>
+              </w:rPr>
+              <w:t xml:space="preserve">처리와 결과를 표로</w:t>
+            </w:r>
+          </w:p>
+        </w:tc>
+        <w:tc>
+          <w:tcPr>
+            <w:tcW w:w="4772" w:type="dxa"/>
+            <w:tcMar>
+              <w:top w:w="80" w:type="dxa"/>
+              <w:left w:w="110" w:type="dxa"/>
+              <w:bottom w:w="80" w:type="dxa"/>
+              <w:right w:w="110" w:type="dxa"/>
+            </w:tcMar>
+            <w:vAlign w:val="center"/>
+          </w:tcPr>
+          <w:p>
+            <w:pPr>
+              <w:spacing w:after="20" w:line="252" w:lineRule="auto"/>
+            </w:pPr>
+            <w:r>
+              <w:rPr>
+                <w:sz w:val="18"/>
+                <w:szCs w:val="18"/>
+                <w:lang w:eastAsia="ko-KR"/>
+              </w:rPr>
+              <w:t xml:space="preserve">실제 자료의 행으로 지우는 행, 바뀌는 시각, 꺼내는 부분을 보임</w:t>
             </w:r>
           </w:p>
         </w:tc>
@@ -708,7 +793,7 @@
                 <w:szCs w:val="18"/>
                 <w:lang w:eastAsia="ko-KR"/>
               </w:rPr>
-              <w:t xml:space="preserve">CSV 파일 3개와 실제 줄, 그것을 모은 Entity(그림 7), 단계 3이 끝난 상태(그림 10)</w:t>
+              <w:t xml:space="preserve">CSV 파일 3개와 실제 줄, 그것을 모은 Entity(그림 9), 단계 3이 끝난 상태(그림 12)</w:t>
             </w:r>
           </w:p>
         </w:tc>
@@ -878,7 +963,7 @@
                 <w:szCs w:val="18"/>
                 <w:lang w:eastAsia="ko-KR"/>
               </w:rPr>
-              <w:t xml:space="preserve">전처리 후 무엇이 남나 → 3장 · 매핑이 어떻게 작동하나 → 4.2 · 댐 기본 자료 → 4.3 · AP와 APR → 과정 4, 5장</w:t>
+              <w:t xml:space="preserve">전처리 후 무엇이 남나 → 2.2 · 매핑이 어떻게 작동하나 → 3.2 · 댐 기본 자료 → 3.3 · AP와 APR → 과정 4, 4장</w:t>
             </w:r>
           </w:p>
         </w:tc>
@@ -904,7 +989,7 @@
         <w:rPr>
           <w:lang w:eastAsia="ko-KR"/>
         </w:rPr>
-        <w:t xml:space="preserve">2. 단계 1. 소스 구분</w:t>
+        <w:t xml:space="preserve">2. 자료 준비 (단계 1 소스 구분 · 단계 2 전처리)</w:t>
       </w:r>
     </w:p>
     <w:p>
@@ -918,7 +1003,7 @@
         <w:rPr>
           <w:lang w:eastAsia="ko-KR"/>
         </w:rPr>
-        <w:t xml:space="preserve">2.1 벤치마킹한 문헌의 원리: DDKG의 지식 출처 구분</w:t>
+        <w:t xml:space="preserve">2.1 소스 구분: 자료마다 처리 방법과 채우는 Class를 정한다</w:t>
       </w:r>
     </w:p>
     <w:p>
@@ -935,7 +1020,7 @@
           <w:szCs w:val="20"/>
           <w:lang w:eastAsia="ko-KR"/>
         </w:rPr>
-        <w:t xml:space="preserve">Huang 외(2026)는 중국의 결함·위험 댐 22,076개의 자료로 댐 결함 지식그래프(DDKG, Dam Defects Knowledge Graph)를 만든 논문이다.</w:t>
+        <w:t xml:space="preserve">벤치마킹한 원리: Huang 외(2026)는 결함·위험 댐 22,076개의 자료로 댐 결함 지식그래프(DDKG, Dam Defects Knowledge Graph)를 만든 논문이다. 플랫폼의 정형 표가 c1~c4(Dam, Properties, Location, Parameter)를, 안전 감정 보고서의 비정형 텍스트가 c5~c7(위험 형태, 위험 부위, 안전평가)을 채운다. 즉 Class마다 출처를 정하고, 정형 표인지 비정형 텍스트인지에 따라 처리를 나눈다.</w:t>
       </w:r>
     </w:p>
     <w:p>
@@ -952,7 +1037,7 @@
           <w:szCs w:val="20"/>
           <w:lang w:eastAsia="ko-KR"/>
         </w:rPr>
-        <w:t xml:space="preserve">이 논문은 온톨로지의 Class마다 어느 자료가 데이터를 채우는지 정하고, 자료의 형태에 따라 처리를 나눈다.</w:t>
+        <w:t xml:space="preserve">우리 자료 5가지도 같은 원리로 나누었다(그림 1). 승인 기록 CSV와 K-water 일자료·시간자료는 열이 정해진 정형 표라서 열 값을 그대로 옮긴다(단계 3).</w:t>
       </w:r>
     </w:p>
     <w:p>
@@ -969,106 +1054,7 @@
           <w:szCs w:val="20"/>
           <w:lang w:eastAsia="ko-KR"/>
         </w:rPr>
-        <w:t xml:space="preserve">정형 표: 저수지 운영관리 플랫폼의 기본 공학 데이터(댐 속성, 수문 기록, 위치)가 c1~c4(Dam, Properties, Location, Parameter)의 데이터를 대부분 채운다.</w:t>
-      </w:r>
-    </w:p>
-    <w:p>
-      <w:pPr>
-        <w:pStyle w:val="a0"/>
-        <w:spacing w:after="60"/>
-        <w:rPr>
-          <w:lang w:eastAsia="ko-KR"/>
-        </w:rPr>
-      </w:pPr>
-      <w:r>
-        <w:rPr>
-          <w:sz w:val="20"/>
-          <w:szCs w:val="20"/>
-          <w:lang w:eastAsia="ko-KR"/>
-        </w:rPr>
-        <w:t xml:space="preserve">비정형 텍스트: 안전 감정 보고서(PDF, DOC, PNG)가 c5~c7(HazardForm 위험 형태, HazardComponent 위험 부위, SafetyEvaluation 안전평가)의 데이터를 채운다. 이 텍스트는 형식이 제각각이고 필요 없는 내용이 많아, 따로 전처리한 뒤 추출한다.</w:t>
-      </w:r>
-    </w:p>
-    <w:p>
-      <w:pPr>
-        <w:pStyle w:val="a0"/>
-        <w:spacing w:after="60"/>
-        <w:rPr>
-          <w:lang w:eastAsia="ko-KR"/>
-        </w:rPr>
-      </w:pPr>
-      <w:r>
-        <w:rPr>
-          <w:sz w:val="20"/>
-          <w:szCs w:val="20"/>
-          <w:lang w:eastAsia="ko-KR"/>
-        </w:rPr>
-        <w:t xml:space="preserve">즉 원리는 "Class별로 출처를 정하고, 정형 표인지 비정형 텍스트인지에 따라 처리 경로를 나눈다"이다.</w:t>
-      </w:r>
-    </w:p>
-    <w:p>
-      <w:pPr>
-        <w:pStyle w:val="21"/>
-        <w:rPr>
-          <w:lang w:eastAsia="ko-KR"/>
-        </w:rPr>
-      </w:pPr>
-      <w:r>
-        <w:rPr>
-          <w:lang w:eastAsia="ko-KR"/>
-        </w:rPr>
-        <w:t xml:space="preserve">2.2 우리 구현</w:t>
-      </w:r>
-    </w:p>
-    <w:p>
-      <w:pPr>
-        <w:pStyle w:val="a0"/>
-        <w:spacing w:after="60"/>
-        <w:rPr>
-          <w:lang w:eastAsia="ko-KR"/>
-        </w:rPr>
-      </w:pPr>
-      <w:r>
-        <w:rPr>
-          <w:sz w:val="20"/>
-          <w:szCs w:val="20"/>
-          <w:lang w:eastAsia="ko-KR"/>
-        </w:rPr>
-        <w:t xml:space="preserve">수집한 자료 5가지를 형태에 따라 나누고, 각 자료가 우리 온톨로지의 어느 Class를 채우는지 정했다(그림 1).</w:t>
-      </w:r>
-    </w:p>
-    <w:p>
-      <w:pPr>
-        <w:pStyle w:val="a0"/>
-        <w:spacing w:after="60"/>
-        <w:rPr>
-          <w:lang w:eastAsia="ko-KR"/>
-        </w:rPr>
-      </w:pPr>
-      <w:r>
-        <w:rPr>
-          <w:sz w:val="20"/>
-          <w:szCs w:val="20"/>
-          <w:lang w:eastAsia="ko-KR"/>
-        </w:rPr>
-        <w:t xml:space="preserve">정형 표: 승인 기록 CSV, K-water 일자료, K-water 시간자료. 열이 정해져 있어 열 값을 그대로 옮기면 된다(단계 3).</w:t>
-      </w:r>
-    </w:p>
-    <w:p>
-      <w:pPr>
-        <w:pStyle w:val="a0"/>
-        <w:spacing w:after="60"/>
-        <w:rPr>
-          <w:lang w:eastAsia="ko-KR"/>
-        </w:rPr>
-      </w:pPr>
-      <w:r>
-        <w:rPr>
-          <w:sz w:val="20"/>
-          <w:szCs w:val="20"/>
-          <w:lang w:eastAsia="ko-KR"/>
-        </w:rPr>
-        <w:t xml:space="preserve">비정형: 승인 기록 CSV의 비고 열은 표 안에 있지만 내용이 "(실제방류는 20시부터)" 같은 짧은 문장이다. 연계운영규정 별표3은 겉으로는 표지만 선 문자(│, ─)로 그린 글자라서 칸을 그대로 읽을 수 없다. 둘 다 글자를 읽어 값을 뽑아야 하므로 비정형으로 분류했다(단계 4, 비정형 텍스트 추출).</w:t>
+        <w:t xml:space="preserve">승인 기록의 비고 열은 표 안에 있지만 "(실제방류는 20시부터)" 같은 문장이고, 규정 별표3은 선 문자(│, ─)로 그린 글자라서 칸을 그대로 읽을 수 없다. 둘 다 글자를 읽어 값을 뽑아야 하므로 비정형으로 나누었다(단계 4).</w:t>
       </w:r>
     </w:p>
     <w:p>
@@ -1146,13 +1132,12 @@
           <w:szCs w:val="18"/>
           <w:lang w:eastAsia="ko-KR"/>
         </w:rPr>
-        <w:t xml:space="preserve">그림 1. 단계 1의 결과 — 자료 5가지의 형태, 처리 방법, 채우는 Class</w:t>
+        <w:t xml:space="preserve">그림 1. 소스 구분 — 자료 5가지의 형태, 처리 방법, 채우는 Class</w:t>
       </w:r>
     </w:p>
     <w:p>
       <w:pPr>
-        <w:pStyle w:val="1"/>
-        <w:pageBreakBefore/>
+        <w:pStyle w:val="21"/>
         <w:rPr>
           <w:lang w:eastAsia="ko-KR"/>
         </w:rPr>
@@ -1161,21 +1146,24 @@
         <w:rPr>
           <w:lang w:eastAsia="ko-KR"/>
         </w:rPr>
-        <w:t xml:space="preserve">3. 단계 2. 전처리</w:t>
+        <w:t xml:space="preserve">2.2 전처리: 원본은 그대로 두고, 쓸 수 있는 형태로 정리한다</w:t>
       </w:r>
     </w:p>
     <w:p>
       <w:pPr>
-        <w:pStyle w:val="21"/>
+        <w:pStyle w:val="a0"/>
+        <w:spacing w:after="60"/>
         <w:rPr>
           <w:lang w:eastAsia="ko-KR"/>
         </w:rPr>
       </w:pPr>
       <w:r>
         <w:rPr>
-          <w:lang w:eastAsia="ko-KR"/>
-        </w:rPr>
-        <w:t xml:space="preserve">3.1 문헌과의 관계</w:t>
+          <w:sz w:val="20"/>
+          <w:szCs w:val="20"/>
+          <w:lang w:eastAsia="ko-KR"/>
+        </w:rPr>
+        <w:t xml:space="preserve">DDKG의 전처리는 형식이 제각각인 보고서를 마크다운으로 바꾸고(이미지는 OCR) 정규식으로 필요한 네 구간만 잘라내는 것이다. 우리 자료는 정형 표이거나 이미 글자(XML)라서 이 기술을 쓰지 않았다. 따라서 이 부분은 문헌을 따른 방법이 아니라 자료 준비이다.</w:t>
       </w:r>
     </w:p>
     <w:p>
@@ -1192,24 +1180,26 @@
           <w:szCs w:val="20"/>
           <w:lang w:eastAsia="ko-KR"/>
         </w:rPr>
-        <w:t xml:space="preserve">DDKG의 전처리는 비정형 보고서에 대한 것이다. 모든 문서를 마크다운으로 바꾸고(이미지는 OCR), 정규식으로 보고서의 네 구간(현장 점검, 안전 분석·평가, 주요 문제 요약, 안전평가 결론)의 경계를 찾아 잘라낸 뒤 하나의 말뭉치로 합친다.</w:t>
+        <w:t xml:space="preserve">원칙은 원본 값은 바꾸지 않고, 지우거나 바꾼 것은 기록으로 남기는 것이다.</w:t>
       </w:r>
     </w:p>
     <w:p>
       <w:pPr>
-        <w:pStyle w:val="a0"/>
-        <w:spacing w:after="60"/>
+        <w:keepNext/>
+        <w:spacing w:before="240"/>
         <w:rPr>
           <w:lang w:eastAsia="ko-KR"/>
         </w:rPr>
       </w:pPr>
       <w:r>
         <w:rPr>
-          <w:sz w:val="20"/>
-          <w:szCs w:val="20"/>
-          <w:lang w:eastAsia="ko-KR"/>
-        </w:rPr>
-        <w:t xml:space="preserve">우리 전처리는 이 기술을 쓰지 않았다. 표 자료는 DDKG가 전처리를 설명하지 않은 정형 자료이고, 별표3은 처음부터 글자(XML)라서 형식 변환이 필요 없으며 XML 태그로 바로 꺼냈다.</w:t>
+          <w:b/>
+          <w:color w:val="1F4E79"/>
+          <w:sz w:val="25"/>
+          <w:szCs w:val="25"/>
+          <w:lang w:eastAsia="ko-KR"/>
+        </w:rPr>
+        <w:t xml:space="preserve">승인 기록: 중복 행을 지우고 대상 댐의 행을 고른다</w:t>
       </w:r>
     </w:p>
     <w:p>
@@ -1226,25 +1216,45 @@
           <w:szCs w:val="20"/>
           <w:lang w:eastAsia="ko-KR"/>
         </w:rPr>
-        <w:t xml:space="preserve">따라서 단계 2는 문헌을 따른 방법이 아니라, 매핑과 추출 전에 자료를 쓸 수 있게 만드는 자료 준비이다. 원칙은 원본은 바꾸지 않고, 바꾼 내용은 기록으로 남기는 것이다.</w:t>
+        <w:t xml:space="preserve">원본은 한강수계 16개 시설의 승인 3,929행이다. 행마다 원본 행 번호와 출처 열(기관, 파일명 등)을 붙인다. 원본 행 번호는 단계 3에서 Entity의 출처가 원본의 어느 행인지 가리키는 데 쓰인다.</w:t>
       </w:r>
     </w:p>
     <w:p>
       <w:pPr>
-        <w:pStyle w:val="21"/>
+        <w:pStyle w:val="a0"/>
+        <w:spacing w:after="60"/>
         <w:rPr>
           <w:lang w:eastAsia="ko-KR"/>
         </w:rPr>
       </w:pPr>
       <w:r>
         <w:rPr>
-          <w:lang w:eastAsia="ko-KR"/>
-        </w:rPr>
-        <w:t xml:space="preserve">3.2 자료별로 한 일과 남은 결과</w:t>
+          <w:sz w:val="20"/>
+          <w:szCs w:val="20"/>
+          <w:lang w:eastAsia="ko-KR"/>
+        </w:rPr>
+        <w:t xml:space="preserve">그림 2에서 2220행은 2218행과 값이 모두 같다. 같은 승인이 두 번 입력된 것으로 보고 2220을 지우고, (지운 번호, 남긴 번호, 이유)를 로그에 남긴다. 2219는 방류시작시간이 달라 남긴다. 이렇게 지운 행은 전체 7행이다.</w:t>
       </w:r>
     </w:p>
     <w:p>
       <w:pPr>
+        <w:pStyle w:val="a0"/>
+        <w:spacing w:after="60"/>
+        <w:rPr>
+          <w:lang w:eastAsia="ko-KR"/>
+        </w:rPr>
+      </w:pPr>
+      <w:r>
+        <w:rPr>
+          <w:sz w:val="20"/>
+          <w:szCs w:val="20"/>
+          <w:lang w:eastAsia="ko-KR"/>
+        </w:rPr>
+        <w:t xml:space="preserve">괴산댐, 팔당댐처럼 대상 4개 댐(충주, 소양강, 횡성, 광동)이 아닌 행은 매핑에 쓰지 않는다. 남은 80행이 단계 3의 입력이다.</w:t>
+      </w:r>
+    </w:p>
+    <w:p>
+      <w:pPr>
         <w:keepNext/>
         <w:spacing w:before="60" w:after="40"/>
         <w:jc w:val="center"/>
@@ -1252,8 +1262,8 @@
       <w:r>
         <w:drawing>
           <wp:inline distT="0" distB="0" distL="0" distR="0">
-            <wp:extent cx="6141720" cy="3649936"/>
-            <wp:docPr id="2" name="step3_doc_f11" descr="step3_doc_f11"/>
+            <wp:extent cx="6141720" cy="3167372"/>
+            <wp:docPr id="2" name="step3_doc_f12" descr="step3_doc_f12"/>
             <wp:cNvGraphicFramePr>
               <a:graphicFrameLocks xmlns:a="http://schemas.openxmlformats.org/drawingml/2006/main" noChangeAspect="1"/>
             </wp:cNvGraphicFramePr>
@@ -1261,7 +1271,7 @@
               <a:graphicData uri="http://schemas.openxmlformats.org/drawingml/2006/picture">
                 <pic:pic xmlns:pic="http://schemas.openxmlformats.org/drawingml/2006/picture">
                   <pic:nvPicPr>
-                    <pic:cNvPr id="2" name="step3_doc_f11"/>
+                    <pic:cNvPr id="2" name="step3_doc_f12"/>
                     <pic:cNvPicPr/>
                   </pic:nvPicPr>
                   <pic:blipFill>
@@ -1273,7 +1283,7 @@
                   <pic:spPr>
                     <a:xfrm>
                       <a:off x="0" y="0"/>
-                      <a:ext cx="6141720" cy="3649936"/>
+                      <a:ext cx="6141720" cy="3167372"/>
                     </a:xfrm>
                     <a:prstGeom prst="rect">
                       <a:avLst/>
@@ -1301,7 +1311,7 @@
           <w:szCs w:val="18"/>
           <w:lang w:eastAsia="ko-KR"/>
         </w:rPr>
-        <w:t xml:space="preserve">그림 2. 단계 2의 과정과 결과 — 승인 기록, K-water 시간자료, 별표3</w:t>
+        <w:t xml:space="preserve">그림 2. 승인 기록 원본의 실제 행과 처리 — 중복 행 2220을 지우고 대상 댐 행만 남긴다</w:t>
       </w:r>
     </w:p>
     <w:p>
@@ -1320,7 +1330,7 @@
           <w:szCs w:val="25"/>
           <w:lang w:eastAsia="ko-KR"/>
         </w:rPr>
-        <w:t xml:space="preserve">승인 기록</w:t>
+        <w:t xml:space="preserve">K-water 시간자료: 두 파일을 이어 붙이고 24시를 다음날 0시로 읽는다</w:t>
       </w:r>
     </w:p>
     <w:p>
@@ -1337,7 +1347,7 @@
           <w:szCs w:val="20"/>
           <w:lang w:eastAsia="ko-KR"/>
         </w:rPr>
-        <w:t xml:space="preserve">한 일: 원본 CSV(한글 인코딩 cp949, 3,929행, 16개 시설)를 읽어 값은 그대로 두고 출처 열(원본 행 번호, 기관, 내려받은 주소, 원본 파일명 등)을 붙였다. 값이 모두 같고 순차번호만 다른 중복 행 7개를 지우고, 지운 행은 (지운 번호, 남긴 번호, 이유)로 로그에 남겼다. 대상 4개 댐(충주, 소양강, 횡성, 광동)의 행만 고른다.</w:t>
+        <w:t xml:space="preserve">시간자료는 두 번에 나눠 받았다. 승인 기간에 맞춰 받은 파일(2010-08~2020-12)과 처음 받은 파일(2021-01~2026-09)은 기간이 이어져 겹치는 시각이 없으므로 그대로 이어 붙인다.</w:t>
       </w:r>
     </w:p>
     <w:p>
@@ -1354,7 +1364,7 @@
           <w:szCs w:val="20"/>
           <w:lang w:eastAsia="ko-KR"/>
         </w:rPr>
-        <w:t xml:space="preserve">남은 결과: approval_records_clean.csv 3,922행, 그중 대상 4개 댐 80행. 4개 댐에서 지운 중복은 광동댐 1건(순차번호 2220 = 2218)이다.</w:t>
+        <w:t xml:space="preserve">시각 라벨 SDATE_raw는 YYYYMMDDHH 형식이고 시가 01~24로 되어 있다. "24시"는 일반 시각으로 읽을 수 없으므로 다음날 0시로 읽는다. 그림 3의 2020123124가 2021-01-01 00:00이 된다. 이렇게 해야 승인·운영 시각과 같은 시각 체계로 비교할 수 있다.</w:t>
       </w:r>
     </w:p>
     <w:p>
@@ -1371,7 +1381,68 @@
           <w:szCs w:val="20"/>
           <w:lang w:eastAsia="ko-KR"/>
         </w:rPr>
-        <w:t xml:space="preserve">이유: 같은 승인이 두 번 세어지지 않게 하기 위해서이다. 원본 행 번호를 남겨 두어야 단계 3의 출처 기록이 원본 행을 가리킬 수 있다. 대상 4개 댐은 승인 자료의 관측소코드와 K-water 측정자료의 댐 코드가 같아서, 승인 시점의 수문 상태를 측정자료에서 찾을 수 있는 댐이다.</w:t>
+        <w:t xml:space="preserve">수위, 유입량 같은 값은 바꾸지 않고, 빈 값도 채우지 않는다. 결과는 4개 댐 × 6개 변수의 508,246개 (댐, 시각)이며, KG가 아닌 측정 저장소에 둔다.</w:t>
+      </w:r>
+    </w:p>
+    <w:p>
+      <w:pPr>
+        <w:keepNext/>
+        <w:spacing w:before="60" w:after="40"/>
+        <w:jc w:val="center"/>
+      </w:pPr>
+      <w:r>
+        <w:drawing>
+          <wp:inline distT="0" distB="0" distL="0" distR="0">
+            <wp:extent cx="6141720" cy="2640939"/>
+            <wp:docPr id="3" name="step3_doc_f13" descr="step3_doc_f13"/>
+            <wp:cNvGraphicFramePr>
+              <a:graphicFrameLocks xmlns:a="http://schemas.openxmlformats.org/drawingml/2006/main" noChangeAspect="1"/>
+            </wp:cNvGraphicFramePr>
+            <a:graphic xmlns:a="http://schemas.openxmlformats.org/drawingml/2006/main">
+              <a:graphicData uri="http://schemas.openxmlformats.org/drawingml/2006/picture">
+                <pic:pic xmlns:pic="http://schemas.openxmlformats.org/drawingml/2006/picture">
+                  <pic:nvPicPr>
+                    <pic:cNvPr id="3" name="step3_doc_f13"/>
+                    <pic:cNvPicPr/>
+                  </pic:nvPicPr>
+                  <pic:blipFill>
+                    <a:blip r:embed="rIdImg3"/>
+                    <a:stretch>
+                      <a:fillRect/>
+                    </a:stretch>
+                  </pic:blipFill>
+                  <pic:spPr>
+                    <a:xfrm>
+                      <a:off x="0" y="0"/>
+                      <a:ext cx="6141720" cy="2640939"/>
+                    </a:xfrm>
+                    <a:prstGeom prst="rect">
+                      <a:avLst/>
+                    </a:prstGeom>
+                  </pic:spPr>
+                </pic:pic>
+              </a:graphicData>
+            </a:graphic>
+          </wp:inline>
+        </w:drawing>
+      </w:r>
+    </w:p>
+    <w:p>
+      <w:pPr>
+        <w:spacing w:before="0" w:after="120"/>
+        <w:jc w:val="center"/>
+        <w:rPr>
+          <w:lang w:eastAsia="ko-KR"/>
+        </w:rPr>
+      </w:pPr>
+      <w:r>
+        <w:rPr>
+          <w:color w:val="505050"/>
+          <w:sz w:val="18"/>
+          <w:szCs w:val="18"/>
+          <w:lang w:eastAsia="ko-KR"/>
+        </w:rPr>
+        <w:t xml:space="preserve">그림 3. K-water 시간자료의 실제 행 — 두 파일의 경계와 24시 변환 (충주댐)</w:t>
       </w:r>
     </w:p>
     <w:p>
@@ -1390,7 +1461,7 @@
           <w:szCs w:val="25"/>
           <w:lang w:eastAsia="ko-KR"/>
         </w:rPr>
-        <w:t xml:space="preserve">K-water 시간자료</w:t>
+        <w:t xml:space="preserve">연계운영규정 별표3: XML에서 별표3만 꺼낸다</w:t>
       </w:r>
     </w:p>
     <w:p>
@@ -1407,7 +1478,7 @@
           <w:szCs w:val="20"/>
           <w:lang w:eastAsia="ko-KR"/>
         </w:rPr>
-        <w:t xml:space="preserve">한 일: 처음 받은 파일과 승인 기간에 맞춰 추가로 받은 파일을 합쳤다. 같은 (댐, 시각)이 겹치면 처음 받은 값을 쓴다. 시각 라벨은 YYYYMMDDHH 형식이고 시가 01~24로 되어 있어, 24시는 다음날 0시로 읽는다(예: 2020123124 → 2021-01-01 00:00).</w:t>
+        <w:t xml:space="preserve">규정 XML에는 규정 정보, 조문 24개, 부칙, 별표 1~3이 태그로 나뉘어 있다(그림 4).</w:t>
       </w:r>
     </w:p>
     <w:p>
@@ -1424,7 +1495,7 @@
           <w:szCs w:val="20"/>
           <w:lang w:eastAsia="ko-KR"/>
         </w:rPr>
-        <w:t xml:space="preserve">남은 결과: 측정 저장소. 4개 댐 × 6개 변수(수위, 저수량, 강우량, 유입량, 총방류량, 저수율)의 508,246개 (댐, 시각). 값은 바꾸지 않았고, 빈 값은 채우지 않고 비워 둔다.</w:t>
+        <w:t xml:space="preserve">태그 &lt;별표단위&gt; 중 별표번호가 0003인 것의 &lt;별표내용&gt;만 꺼내, 글자를 바꾸지 않고 문서 저장소에 조회 키 "별표 3"으로 저장한다. 홍수기 제한수위의 근거로 원문을 그대로 보여 주기 위해서이다.</w:t>
       </w:r>
     </w:p>
     <w:p>
@@ -1441,7 +1512,97 @@
           <w:szCs w:val="20"/>
           <w:lang w:eastAsia="ko-KR"/>
         </w:rPr>
-        <w:t xml:space="preserve">이유: "24시"는 일반 시각 형식으로 읽을 수 없어, 승인·운영 시각과 비교하려면 같은 시각 체계로 맞춰야 한다. 값을 채우거나 고치지 않은 것은 측정값을 해석 없이 근거로 쓰기 위해서이다.</w:t>
+        <w:t xml:space="preserve">원문의 문자로 그린 표에서 댐별 값을 읽는 일은 단계 4에서 한다.</w:t>
+      </w:r>
+    </w:p>
+    <w:p>
+      <w:pPr>
+        <w:keepNext/>
+        <w:spacing w:before="60" w:after="40"/>
+        <w:jc w:val="center"/>
+      </w:pPr>
+      <w:r>
+        <w:drawing>
+          <wp:inline distT="0" distB="0" distL="0" distR="0">
+            <wp:extent cx="6141720" cy="2164225"/>
+            <wp:docPr id="4" name="step3_doc_f14" descr="step3_doc_f14"/>
+            <wp:cNvGraphicFramePr>
+              <a:graphicFrameLocks xmlns:a="http://schemas.openxmlformats.org/drawingml/2006/main" noChangeAspect="1"/>
+            </wp:cNvGraphicFramePr>
+            <a:graphic xmlns:a="http://schemas.openxmlformats.org/drawingml/2006/main">
+              <a:graphicData uri="http://schemas.openxmlformats.org/drawingml/2006/picture">
+                <pic:pic xmlns:pic="http://schemas.openxmlformats.org/drawingml/2006/picture">
+                  <pic:nvPicPr>
+                    <pic:cNvPr id="4" name="step3_doc_f14"/>
+                    <pic:cNvPicPr/>
+                  </pic:nvPicPr>
+                  <pic:blipFill>
+                    <a:blip r:embed="rIdImg4"/>
+                    <a:stretch>
+                      <a:fillRect/>
+                    </a:stretch>
+                  </pic:blipFill>
+                  <pic:spPr>
+                    <a:xfrm>
+                      <a:off x="0" y="0"/>
+                      <a:ext cx="6141720" cy="2164225"/>
+                    </a:xfrm>
+                    <a:prstGeom prst="rect">
+                      <a:avLst/>
+                    </a:prstGeom>
+                  </pic:spPr>
+                </pic:pic>
+              </a:graphicData>
+            </a:graphic>
+          </wp:inline>
+        </w:drawing>
+      </w:r>
+    </w:p>
+    <w:p>
+      <w:pPr>
+        <w:spacing w:before="0" w:after="120"/>
+        <w:jc w:val="center"/>
+        <w:rPr>
+          <w:lang w:eastAsia="ko-KR"/>
+        </w:rPr>
+      </w:pPr>
+      <w:r>
+        <w:rPr>
+          <w:color w:val="505050"/>
+          <w:sz w:val="18"/>
+          <w:szCs w:val="18"/>
+          <w:lang w:eastAsia="ko-KR"/>
+        </w:rPr>
+        <w:t xml:space="preserve">그림 4. 규정 XML의 구조와 별표3 꺼내기</w:t>
+      </w:r>
+    </w:p>
+    <w:p>
+      <w:pPr>
+        <w:pStyle w:val="1"/>
+        <w:pageBreakBefore/>
+        <w:rPr>
+          <w:lang w:eastAsia="ko-KR"/>
+        </w:rPr>
+      </w:pPr>
+      <w:r>
+        <w:rPr>
+          <w:lang w:eastAsia="ko-KR"/>
+        </w:rPr>
+        <w:t xml:space="preserve">3. 단계 3. 구조화 자료 매핑</w:t>
+      </w:r>
+    </w:p>
+    <w:p>
+      <w:pPr>
+        <w:pStyle w:val="21"/>
+        <w:rPr>
+          <w:lang w:eastAsia="ko-KR"/>
+        </w:rPr>
+      </w:pPr>
+      <w:r>
+        <w:rPr>
+          <w:lang w:eastAsia="ko-KR"/>
+        </w:rPr>
+        <w:t xml:space="preserve">3.1 벤치마킹한 문헌의 원리: D2RQ 매핑</w:t>
       </w:r>
     </w:p>
     <w:p>
@@ -1460,7 +1621,7 @@
           <w:szCs w:val="25"/>
           <w:lang w:eastAsia="ko-KR"/>
         </w:rPr>
-        <w:t xml:space="preserve">연계운영규정 별표3</w:t>
+        <w:t xml:space="preserve">표기</w:t>
       </w:r>
     </w:p>
     <w:p>
@@ -1477,7 +1638,7 @@
           <w:szCs w:val="20"/>
           <w:lang w:eastAsia="ko-KR"/>
         </w:rPr>
-        <w:t xml:space="preserve">한 일: 규정 XML에서 태그 &lt;별표단위&gt; 중 별표번호가 3인 것만 꺼냈다. 글자는 바꾸지 않았다.</w:t>
+        <w:t xml:space="preserve">Zhou 외(2023): 댐 안전 모니터링을 위한 BIM·온톨로지 기반 지식관리를 다룬 논문</w:t>
       </w:r>
     </w:p>
     <w:p>
@@ -1494,7 +1655,7 @@
           <w:szCs w:val="20"/>
           <w:lang w:eastAsia="ko-KR"/>
         </w:rPr>
-        <w:t xml:space="preserve">남은 결과: 문서 저장소(kgv4_documents.csv)에 조회 키 "별표 3"으로 원문 그대로 저장.</w:t>
+        <w:t xml:space="preserve">OntoDSMS: 이 논문이 구축한 댐 안전 모니터링 시스템(DSMS) 도메인 온톨로지의 이름</w:t>
       </w:r>
     </w:p>
     <w:p>
@@ -1511,36 +1672,41 @@
           <w:szCs w:val="20"/>
           <w:lang w:eastAsia="ko-KR"/>
         </w:rPr>
-        <w:t xml:space="preserve">이유: 홍수기 제한수위에 대한 근거 원문을 그대로 보여 줄 수 있어야 하기 때문이다. 원문에서 댐별 값을 읽는 일은 단계 4에서 한다.</w:t>
+        <w:t xml:space="preserve">D2RQ: 이 논문이 만든 것이 아니라 기존 오픈소스 플랫폼. 논문은 MySQL에 저장된 모니터링 데이터를 OntoDSMS에 연결할 때 D2RQ를 사용했다</w:t>
       </w:r>
     </w:p>
     <w:p>
       <w:pPr>
-        <w:pStyle w:val="1"/>
-        <w:pageBreakBefore/>
+        <w:pStyle w:val="a0"/>
+        <w:spacing w:after="60"/>
         <w:rPr>
           <w:lang w:eastAsia="ko-KR"/>
         </w:rPr>
       </w:pPr>
       <w:r>
         <w:rPr>
-          <w:lang w:eastAsia="ko-KR"/>
-        </w:rPr>
-        <w:t xml:space="preserve">4. 단계 3. 구조화 자료 매핑</w:t>
+          <w:sz w:val="20"/>
+          <w:szCs w:val="20"/>
+          <w:lang w:eastAsia="ko-KR"/>
+        </w:rPr>
+        <w:t xml:space="preserve">본 연구가 벤치마킹한 것: D2RQ의 매핑 원리</w:t>
       </w:r>
     </w:p>
     <w:p>
       <w:pPr>
-        <w:pStyle w:val="21"/>
+        <w:pStyle w:val="a0"/>
+        <w:spacing w:after="60"/>
         <w:rPr>
           <w:lang w:eastAsia="ko-KR"/>
         </w:rPr>
       </w:pPr>
       <w:r>
         <w:rPr>
-          <w:lang w:eastAsia="ko-KR"/>
-        </w:rPr>
-        <w:t xml:space="preserve">4.1 벤치마킹한 문헌의 원리: D2RQ 매핑</w:t>
+          <w:sz w:val="20"/>
+          <w:szCs w:val="20"/>
+          <w:lang w:eastAsia="ko-KR"/>
+        </w:rPr>
+        <w:t xml:space="preserve">용어: 문헌의 instance는 우리 용어로 Entity, DatatypeProperty는 Data Property이다. 이하 우리 용어로 쓴다</w:t>
       </w:r>
     </w:p>
     <w:p>
@@ -1559,7 +1725,7 @@
           <w:szCs w:val="25"/>
           <w:lang w:eastAsia="ko-KR"/>
         </w:rPr>
-        <w:t xml:space="preserve">표기</w:t>
+        <w:t xml:space="preserve">원리 1. 행의 키 값으로 Entity의 식별자를 만든다</w:t>
       </w:r>
     </w:p>
     <w:p>
@@ -1576,7 +1742,7 @@
           <w:szCs w:val="20"/>
           <w:lang w:eastAsia="ko-KR"/>
         </w:rPr>
-        <w:t xml:space="preserve">Zhou 외(2023): 댐 안전 모니터링을 위한 BIM·온톨로지 기반 지식관리를 다룬 논문</w:t>
+        <w:t xml:space="preserve">D2RQ는 식별자의 틀을 uriPattern으로 정한다. 예: "item/@@item.item_ID@@"</w:t>
       </w:r>
     </w:p>
     <w:p>
@@ -1593,7 +1759,7 @@
           <w:szCs w:val="20"/>
           <w:lang w:eastAsia="ko-KR"/>
         </w:rPr>
-        <w:t xml:space="preserve">OntoDSMS: 이 논문이 구축한 댐 안전 모니터링 시스템(DSMS) 도메인 온톨로지의 이름</w:t>
+        <w:t xml:space="preserve">@@ 사이에 적힌 열(item_ID)의 값을 행마다 끼워 넣는다. item_ID가 7인 행 → item/7</w:t>
       </w:r>
     </w:p>
     <w:p>
@@ -1610,41 +1776,7 @@
           <w:szCs w:val="20"/>
           <w:lang w:eastAsia="ko-KR"/>
         </w:rPr>
-        <w:t xml:space="preserve">D2RQ: 이 논문이 만든 것이 아니라 기존 오픈소스 플랫폼. 논문은 MySQL에 저장된 모니터링 데이터를 OntoDSMS에 연결할 때 D2RQ를 사용했다</w:t>
-      </w:r>
-    </w:p>
-    <w:p>
-      <w:pPr>
-        <w:pStyle w:val="a0"/>
-        <w:spacing w:after="60"/>
-        <w:rPr>
-          <w:lang w:eastAsia="ko-KR"/>
-        </w:rPr>
-      </w:pPr>
-      <w:r>
-        <w:rPr>
-          <w:sz w:val="20"/>
-          <w:szCs w:val="20"/>
-          <w:lang w:eastAsia="ko-KR"/>
-        </w:rPr>
-        <w:t xml:space="preserve">본 연구가 벤치마킹한 것: D2RQ의 매핑 원리</w:t>
-      </w:r>
-    </w:p>
-    <w:p>
-      <w:pPr>
-        <w:pStyle w:val="a0"/>
-        <w:spacing w:after="60"/>
-        <w:rPr>
-          <w:lang w:eastAsia="ko-KR"/>
-        </w:rPr>
-      </w:pPr>
-      <w:r>
-        <w:rPr>
-          <w:sz w:val="20"/>
-          <w:szCs w:val="20"/>
-          <w:lang w:eastAsia="ko-KR"/>
-        </w:rPr>
-        <w:t xml:space="preserve">용어: 문헌의 instance는 우리 용어로 Entity, DatatypeProperty는 Data Property이다. 이하 우리 용어로 쓴다</w:t>
+        <w:t xml:space="preserve">식별자를 원본의 키 값으로 만들므로, 같은 행은 언제나 같은 식별자를 받는다</w:t>
       </w:r>
     </w:p>
     <w:p>
@@ -1663,7 +1795,7 @@
           <w:szCs w:val="25"/>
           <w:lang w:eastAsia="ko-KR"/>
         </w:rPr>
-        <w:t xml:space="preserve">원리 1. 행의 키 값으로 Entity의 식별자를 만든다</w:t>
+        <w:t xml:space="preserve">원리 2. 한 표에서 나온 식별자는 모두 같은 Class의 Entity가 된다</w:t>
       </w:r>
     </w:p>
     <w:p>
@@ -1680,7 +1812,7 @@
           <w:szCs w:val="20"/>
           <w:lang w:eastAsia="ko-KR"/>
         </w:rPr>
-        <w:t xml:space="preserve">D2RQ는 식별자의 틀을 uriPattern으로 정한다. 예: "item/@@item.item_ID@@"</w:t>
+        <w:t xml:space="preserve">D2RQ는 d2rq:class :Item으로, 그 표의 모든 행 식별자를 Item Class의 Entity로 선언한다</w:t>
       </w:r>
     </w:p>
     <w:p>
@@ -1697,24 +1829,7 @@
           <w:szCs w:val="20"/>
           <w:lang w:eastAsia="ko-KR"/>
         </w:rPr>
-        <w:t xml:space="preserve">@@ 사이에 적힌 열(item_ID)의 값을 행마다 끼워 넣는다. item_ID가 7인 행 → item/7</w:t>
-      </w:r>
-    </w:p>
-    <w:p>
-      <w:pPr>
-        <w:pStyle w:val="a0"/>
-        <w:spacing w:after="60"/>
-        <w:rPr>
-          <w:lang w:eastAsia="ko-KR"/>
-        </w:rPr>
-      </w:pPr>
-      <w:r>
-        <w:rPr>
-          <w:sz w:val="20"/>
-          <w:szCs w:val="20"/>
-          <w:lang w:eastAsia="ko-KR"/>
-        </w:rPr>
-        <w:t xml:space="preserve">식별자를 원본의 키 값으로 만들므로, 같은 행은 언제나 같은 식별자를 받는다</w:t>
+        <w:t xml:space="preserve">논문의 설명: "Converting a table in a database to a class in an ontology"</w:t>
       </w:r>
     </w:p>
     <w:p>
@@ -1733,7 +1848,7 @@
           <w:szCs w:val="25"/>
           <w:lang w:eastAsia="ko-KR"/>
         </w:rPr>
-        <w:t xml:space="preserve">원리 2. 한 표에서 나온 식별자는 모두 같은 Class의 Entity가 된다</w:t>
+        <w:t xml:space="preserve">원리 3. 열 하나를 Data Property 하나에 대응시키고, 셀 값을 그 값으로 옮긴다</w:t>
       </w:r>
     </w:p>
     <w:p>
@@ -1750,7 +1865,7 @@
           <w:szCs w:val="20"/>
           <w:lang w:eastAsia="ko-KR"/>
         </w:rPr>
-        <w:t xml:space="preserve">D2RQ는 d2rq:class :Item으로, 그 표의 모든 행 식별자를 Item Class의 Entity로 선언한다</w:t>
+        <w:t xml:space="preserve">D2RQ는 열마다 어느 Entity에 붙일지, 어떤 속성인지, 어느 열의 값을 옮길지를 선언한다. 예: column "item.Genre" → 속성 :itemName</w:t>
       </w:r>
     </w:p>
     <w:p>
@@ -1767,7 +1882,24 @@
           <w:szCs w:val="20"/>
           <w:lang w:eastAsia="ko-KR"/>
         </w:rPr>
-        <w:t xml:space="preserve">논문의 설명: "Converting a table in a database to a class in an ontology"</w:t>
+        <w:t xml:space="preserve">고정 문자열과 열 값을 조합해야 할 때는 column 대신 pattern(틀)을 쓴다</w:t>
+      </w:r>
+    </w:p>
+    <w:p>
+      <w:pPr>
+        <w:pStyle w:val="a0"/>
+        <w:spacing w:after="60"/>
+        <w:rPr>
+          <w:lang w:eastAsia="ko-KR"/>
+        </w:rPr>
+      </w:pPr>
+      <w:r>
+        <w:rPr>
+          <w:sz w:val="20"/>
+          <w:szCs w:val="20"/>
+          <w:lang w:eastAsia="ko-KR"/>
+        </w:rPr>
+        <w:t xml:space="preserve">논문의 설명: "Converting a column in a table to a DatatypeProperty in an ontology"</w:t>
       </w:r>
     </w:p>
     <w:p>
@@ -1786,76 +1918,6 @@
           <w:szCs w:val="25"/>
           <w:lang w:eastAsia="ko-KR"/>
         </w:rPr>
-        <w:t xml:space="preserve">원리 3. 열 하나를 Data Property 하나에 대응시키고, 셀 값을 그 값으로 옮긴다</w:t>
-      </w:r>
-    </w:p>
-    <w:p>
-      <w:pPr>
-        <w:pStyle w:val="a0"/>
-        <w:spacing w:after="60"/>
-        <w:rPr>
-          <w:lang w:eastAsia="ko-KR"/>
-        </w:rPr>
-      </w:pPr>
-      <w:r>
-        <w:rPr>
-          <w:sz w:val="20"/>
-          <w:szCs w:val="20"/>
-          <w:lang w:eastAsia="ko-KR"/>
-        </w:rPr>
-        <w:t xml:space="preserve">D2RQ는 열마다 어느 Entity에 붙일지, 어떤 속성인지, 어느 열의 값을 옮길지를 선언한다. 예: column "item.Genre" → 속성 :itemName</w:t>
-      </w:r>
-    </w:p>
-    <w:p>
-      <w:pPr>
-        <w:pStyle w:val="a0"/>
-        <w:spacing w:after="60"/>
-        <w:rPr>
-          <w:lang w:eastAsia="ko-KR"/>
-        </w:rPr>
-      </w:pPr>
-      <w:r>
-        <w:rPr>
-          <w:sz w:val="20"/>
-          <w:szCs w:val="20"/>
-          <w:lang w:eastAsia="ko-KR"/>
-        </w:rPr>
-        <w:t xml:space="preserve">고정 문자열과 열 값을 조합해야 할 때는 column 대신 pattern(틀)을 쓴다</w:t>
-      </w:r>
-    </w:p>
-    <w:p>
-      <w:pPr>
-        <w:pStyle w:val="a0"/>
-        <w:spacing w:after="60"/>
-        <w:rPr>
-          <w:lang w:eastAsia="ko-KR"/>
-        </w:rPr>
-      </w:pPr>
-      <w:r>
-        <w:rPr>
-          <w:sz w:val="20"/>
-          <w:szCs w:val="20"/>
-          <w:lang w:eastAsia="ko-KR"/>
-        </w:rPr>
-        <w:t xml:space="preserve">논문의 설명: "Converting a column in a table to a DatatypeProperty in an ontology"</w:t>
-      </w:r>
-    </w:p>
-    <w:p>
-      <w:pPr>
-        <w:keepNext/>
-        <w:spacing w:before="240"/>
-        <w:rPr>
-          <w:lang w:eastAsia="ko-KR"/>
-        </w:rPr>
-      </w:pPr>
-      <w:r>
-        <w:rPr>
-          <w:b/>
-          <w:color w:val="1F4E79"/>
-          <w:sz w:val="25"/>
-          <w:szCs w:val="25"/>
-          <w:lang w:eastAsia="ko-KR"/>
-        </w:rPr>
         <w:t xml:space="preserve">원리 4. 열과 속성의 대응은 사람이 온톨로지 용어로 정한다</w:t>
       </w:r>
     </w:p>
@@ -1904,7 +1966,7 @@
         <w:rPr>
           <w:lang w:eastAsia="ko-KR"/>
         </w:rPr>
-        <w:t xml:space="preserve">4.2 우리 구현: 승인 표 한 행이 Entity가 되는 과정</w:t>
+        <w:t xml:space="preserve">3.2 우리 구현: 승인 표 한 행이 Entity가 되는 과정</w:t>
       </w:r>
     </w:p>
     <w:p>
@@ -3039,7 +3101,7 @@
           <w:szCs w:val="20"/>
           <w:lang w:eastAsia="ko-KR"/>
         </w:rPr>
-        <w:t xml:space="preserve">관측소코드: 자료 준비 때 승인 파일의 관측소코드와 K-water의 댐 코드(DAM_CD)를 대조했고, 4개 댐 모두 같은 코드였다(1003110 충주 ↔ 1003110 충주댐 등). 댐 자체의 정보는 댐 자료에서 만들므로(4.3) 승인 Entity의 속성으로 옮기지 않는다.</w:t>
+        <w:t xml:space="preserve">관측소코드: 자료 준비 때 승인 파일의 관측소코드와 K-water의 댐 코드(DAM_CD)를 대조했고, 4개 댐 모두 같은 코드였다(1003110 충주 ↔ 1003110 충주댐 등). 댐 자체의 정보는 댐 자료에서 만들므로(3.3) 승인 Entity의 속성으로 옮기지 않는다.</w:t>
       </w:r>
     </w:p>
     <w:p>
@@ -3173,7 +3235,7 @@
         <w:drawing>
           <wp:inline distT="0" distB="0" distL="0" distR="0">
             <wp:extent cx="6141720" cy="2895382"/>
-            <wp:docPr id="3" name="step3_doc_f1" descr="step3_doc_f1"/>
+            <wp:docPr id="5" name="step3_doc_f1" descr="step3_doc_f1"/>
             <wp:cNvGraphicFramePr>
               <a:graphicFrameLocks xmlns:a="http://schemas.openxmlformats.org/drawingml/2006/main" noChangeAspect="1"/>
             </wp:cNvGraphicFramePr>
@@ -3181,11 +3243,11 @@
               <a:graphicData uri="http://schemas.openxmlformats.org/drawingml/2006/picture">
                 <pic:pic xmlns:pic="http://schemas.openxmlformats.org/drawingml/2006/picture">
                   <pic:nvPicPr>
-                    <pic:cNvPr id="3" name="step3_doc_f1"/>
+                    <pic:cNvPr id="5" name="step3_doc_f1"/>
                     <pic:cNvPicPr/>
                   </pic:nvPicPr>
                   <pic:blipFill>
-                    <a:blip r:embed="rIdImg3"/>
+                    <a:blip r:embed="rIdImg5"/>
                     <a:stretch>
                       <a:fillRect/>
                     </a:stretch>
@@ -3221,7 +3283,7 @@
           <w:szCs w:val="18"/>
           <w:lang w:eastAsia="ko-KR"/>
         </w:rPr>
-        <w:t xml:space="preserve">그림 3. 식별자 만들기 — 키 열의 값을 틀에 끼운다</w:t>
+        <w:t xml:space="preserve">그림 5. 식별자 만들기 — 키 열의 값을 틀에 끼운다</w:t>
       </w:r>
     </w:p>
     <w:p>
@@ -3287,7 +3349,7 @@
         <w:drawing>
           <wp:inline distT="0" distB="0" distL="0" distR="0">
             <wp:extent cx="6141720" cy="2012144"/>
-            <wp:docPr id="4" name="step3_doc_f2" descr="step3_doc_f2"/>
+            <wp:docPr id="6" name="step3_doc_f2" descr="step3_doc_f2"/>
             <wp:cNvGraphicFramePr>
               <a:graphicFrameLocks xmlns:a="http://schemas.openxmlformats.org/drawingml/2006/main" noChangeAspect="1"/>
             </wp:cNvGraphicFramePr>
@@ -3295,11 +3357,11 @@
               <a:graphicData uri="http://schemas.openxmlformats.org/drawingml/2006/picture">
                 <pic:pic xmlns:pic="http://schemas.openxmlformats.org/drawingml/2006/picture">
                   <pic:nvPicPr>
-                    <pic:cNvPr id="4" name="step3_doc_f2"/>
+                    <pic:cNvPr id="6" name="step3_doc_f2"/>
                     <pic:cNvPicPr/>
                   </pic:nvPicPr>
                   <pic:blipFill>
-                    <a:blip r:embed="rIdImg4"/>
+                    <a:blip r:embed="rIdImg6"/>
                     <a:stretch>
                       <a:fillRect/>
                     </a:stretch>
@@ -3335,7 +3397,7 @@
           <w:szCs w:val="18"/>
           <w:lang w:eastAsia="ko-KR"/>
         </w:rPr>
-        <w:t xml:space="preserve">그림 4. Class 지정</w:t>
+        <w:t xml:space="preserve">그림 6. Class 지정</w:t>
       </w:r>
     </w:p>
     <w:p>
@@ -3637,7 +3699,7 @@
         <w:drawing>
           <wp:inline distT="0" distB="0" distL="0" distR="0">
             <wp:extent cx="6141720" cy="2333853"/>
-            <wp:docPr id="5" name="step3_doc_f3" descr="step3_doc_f3"/>
+            <wp:docPr id="7" name="step3_doc_f3" descr="step3_doc_f3"/>
             <wp:cNvGraphicFramePr>
               <a:graphicFrameLocks xmlns:a="http://schemas.openxmlformats.org/drawingml/2006/main" noChangeAspect="1"/>
             </wp:cNvGraphicFramePr>
@@ -3645,11 +3707,11 @@
               <a:graphicData uri="http://schemas.openxmlformats.org/drawingml/2006/picture">
                 <pic:pic xmlns:pic="http://schemas.openxmlformats.org/drawingml/2006/picture">
                   <pic:nvPicPr>
-                    <pic:cNvPr id="5" name="step3_doc_f3"/>
+                    <pic:cNvPr id="7" name="step3_doc_f3"/>
                     <pic:cNvPicPr/>
                   </pic:nvPicPr>
                   <pic:blipFill>
-                    <a:blip r:embed="rIdImg5"/>
+                    <a:blip r:embed="rIdImg7"/>
                     <a:stretch>
                       <a:fillRect/>
                     </a:stretch>
@@ -3685,7 +3747,7 @@
           <w:szCs w:val="18"/>
           <w:lang w:eastAsia="ko-KR"/>
         </w:rPr>
-        <w:t xml:space="preserve">그림 5. 열 → Data Property — 원본 셀 값, 변환 규칙, 결과</w:t>
+        <w:t xml:space="preserve">그림 7. 열 → Data Property — 원본 셀 값, 변환 규칙, 결과</w:t>
       </w:r>
     </w:p>
     <w:p>
@@ -4115,7 +4177,7 @@
           <w:szCs w:val="20"/>
           <w:lang w:eastAsia="ko-KR"/>
         </w:rPr>
-        <w:t xml:space="preserve">APR:504와 EVI:AP:504는 같은 504행을 처리하면서 동시에 만든다. 그래서 만드는 그 자리에서 APR:504 —supportedBy→ EVI:AP:504로 잇는다(그림 6).</w:t>
+        <w:t xml:space="preserve">APR:504와 EVI:AP:504는 같은 504행을 처리하면서 동시에 만든다. 그래서 만드는 그 자리에서 APR:504 —supportedBy→ EVI:AP:504로 잇는다(그림 8).</w:t>
       </w:r>
     </w:p>
     <w:p>
@@ -4145,7 +4207,7 @@
         <w:drawing>
           <wp:inline distT="0" distB="0" distL="0" distR="0">
             <wp:extent cx="6141720" cy="2158375"/>
-            <wp:docPr id="6" name="step3_doc_f8" descr="step3_doc_f8"/>
+            <wp:docPr id="8" name="step3_doc_f8" descr="step3_doc_f8"/>
             <wp:cNvGraphicFramePr>
               <a:graphicFrameLocks xmlns:a="http://schemas.openxmlformats.org/drawingml/2006/main" noChangeAspect="1"/>
             </wp:cNvGraphicFramePr>
@@ -4153,11 +4215,11 @@
               <a:graphicData uri="http://schemas.openxmlformats.org/drawingml/2006/picture">
                 <pic:pic xmlns:pic="http://schemas.openxmlformats.org/drawingml/2006/picture">
                   <pic:nvPicPr>
-                    <pic:cNvPr id="6" name="step3_doc_f8"/>
+                    <pic:cNvPr id="8" name="step3_doc_f8"/>
                     <pic:cNvPicPr/>
                   </pic:nvPicPr>
                   <pic:blipFill>
-                    <a:blip r:embed="rIdImg6"/>
+                    <a:blip r:embed="rIdImg8"/>
                     <a:stretch>
                       <a:fillRect/>
                     </a:stretch>
@@ -4193,7 +4255,7 @@
           <w:szCs w:val="18"/>
           <w:lang w:eastAsia="ko-KR"/>
         </w:rPr>
-        <w:t xml:space="preserve">그림 6. 같은 행에서 함께 만들며 잇는다 (APR:504 → EVI:AP:504)</w:t>
+        <w:t xml:space="preserve">그림 8. 같은 행에서 함께 만들며 잇는다 (APR:504 → EVI:AP:504)</w:t>
       </w:r>
     </w:p>
     <w:p>
@@ -5229,7 +5291,7 @@
           <w:szCs w:val="20"/>
           <w:lang w:eastAsia="ko-KR"/>
         </w:rPr>
-        <w:t xml:space="preserve">세 파일의 줄을 Entity ID(APR:504)로 모으면 Entity 하나의 전체 모습이 된다: Class, 속성값, 출처(그림 7).</w:t>
+        <w:t xml:space="preserve">세 파일의 줄을 Entity ID(APR:504)로 모으면 Entity 하나의 전체 모습이 된다: Class, 속성값, 출처(그림 9).</w:t>
       </w:r>
     </w:p>
     <w:p>
@@ -5470,7 +5532,7 @@
         <w:drawing>
           <wp:inline distT="0" distB="0" distL="0" distR="0">
             <wp:extent cx="6141720" cy="2538577"/>
-            <wp:docPr id="7" name="step3_doc_f6" descr="step3_doc_f6"/>
+            <wp:docPr id="9" name="step3_doc_f6" descr="step3_doc_f6"/>
             <wp:cNvGraphicFramePr>
               <a:graphicFrameLocks xmlns:a="http://schemas.openxmlformats.org/drawingml/2006/main" noChangeAspect="1"/>
             </wp:cNvGraphicFramePr>
@@ -5478,11 +5540,11 @@
               <a:graphicData uri="http://schemas.openxmlformats.org/drawingml/2006/picture">
                 <pic:pic xmlns:pic="http://schemas.openxmlformats.org/drawingml/2006/picture">
                   <pic:nvPicPr>
-                    <pic:cNvPr id="7" name="step3_doc_f6"/>
+                    <pic:cNvPr id="9" name="step3_doc_f6"/>
                     <pic:cNvPicPr/>
                   </pic:nvPicPr>
                   <pic:blipFill>
-                    <a:blip r:embed="rIdImg7"/>
+                    <a:blip r:embed="rIdImg9"/>
                     <a:stretch>
                       <a:fillRect/>
                     </a:stretch>
@@ -5518,7 +5580,7 @@
           <w:szCs w:val="18"/>
           <w:lang w:eastAsia="ko-KR"/>
         </w:rPr>
-        <w:t xml:space="preserve">그림 7. CSV 파일 3개의 줄과 그것을 모은 Entity (APR:504)</w:t>
+        <w:t xml:space="preserve">그림 9. CSV 파일 3개의 줄과 그것을 모은 Entity (APR:504)</w:t>
       </w:r>
     </w:p>
     <w:p>
@@ -5532,7 +5594,7 @@
         <w:rPr>
           <w:lang w:eastAsia="ko-KR"/>
         </w:rPr>
-        <w:t xml:space="preserve">4.3 댐 자료와 측정 자료</w:t>
+        <w:t xml:space="preserve">3.3 댐 자료와 측정 자료</w:t>
       </w:r>
     </w:p>
     <w:p>
@@ -5649,7 +5711,7 @@
         <w:drawing>
           <wp:inline distT="0" distB="0" distL="0" distR="0">
             <wp:extent cx="6141720" cy="3240488"/>
-            <wp:docPr id="8" name="step3_doc_f9" descr="step3_doc_f9"/>
+            <wp:docPr id="10" name="step3_doc_f9" descr="step3_doc_f9"/>
             <wp:cNvGraphicFramePr>
               <a:graphicFrameLocks xmlns:a="http://schemas.openxmlformats.org/drawingml/2006/main" noChangeAspect="1"/>
             </wp:cNvGraphicFramePr>
@@ -5657,11 +5719,11 @@
               <a:graphicData uri="http://schemas.openxmlformats.org/drawingml/2006/picture">
                 <pic:pic xmlns:pic="http://schemas.openxmlformats.org/drawingml/2006/picture">
                   <pic:nvPicPr>
-                    <pic:cNvPr id="8" name="step3_doc_f9"/>
+                    <pic:cNvPr id="10" name="step3_doc_f9"/>
                     <pic:cNvPicPr/>
                   </pic:nvPicPr>
                   <pic:blipFill>
-                    <a:blip r:embed="rIdImg8"/>
+                    <a:blip r:embed="rIdImg10"/>
                     <a:stretch>
                       <a:fillRect/>
                     </a:stretch>
@@ -5697,7 +5759,7 @@
           <w:szCs w:val="18"/>
           <w:lang w:eastAsia="ko-KR"/>
         </w:rPr>
-        <w:t xml:space="preserve">그림 8. K-water 일자료 → Dam Entity</w:t>
+        <w:t xml:space="preserve">그림 10. K-water 일자료 → Dam Entity</w:t>
       </w:r>
     </w:p>
     <w:p>
@@ -5831,7 +5893,7 @@
         <w:drawing>
           <wp:inline distT="0" distB="0" distL="0" distR="0">
             <wp:extent cx="6141720" cy="2061863"/>
-            <wp:docPr id="9" name="step3_doc_f5" descr="step3_doc_f5"/>
+            <wp:docPr id="11" name="step3_doc_f5" descr="step3_doc_f5"/>
             <wp:cNvGraphicFramePr>
               <a:graphicFrameLocks xmlns:a="http://schemas.openxmlformats.org/drawingml/2006/main" noChangeAspect="1"/>
             </wp:cNvGraphicFramePr>
@@ -5839,11 +5901,11 @@
               <a:graphicData uri="http://schemas.openxmlformats.org/drawingml/2006/picture">
                 <pic:pic xmlns:pic="http://schemas.openxmlformats.org/drawingml/2006/picture">
                   <pic:nvPicPr>
-                    <pic:cNvPr id="9" name="step3_doc_f5"/>
+                    <pic:cNvPr id="11" name="step3_doc_f5"/>
                     <pic:cNvPicPr/>
                   </pic:nvPicPr>
                   <pic:blipFill>
-                    <a:blip r:embed="rIdImg9"/>
+                    <a:blip r:embed="rIdImg11"/>
                     <a:stretch>
                       <a:fillRect/>
                     </a:stretch>
@@ -5879,7 +5941,7 @@
           <w:szCs w:val="18"/>
           <w:lang w:eastAsia="ko-KR"/>
         </w:rPr>
-        <w:t xml:space="preserve">그림 9. K-water 시간자료 → HMS Entity</w:t>
+        <w:t xml:space="preserve">그림 11. K-water 시간자료 → HMS Entity</w:t>
       </w:r>
     </w:p>
     <w:p>
@@ -5893,7 +5955,7 @@
         <w:rPr>
           <w:lang w:eastAsia="ko-KR"/>
         </w:rPr>
-        <w:t xml:space="preserve">4.4 단계 3이 끝난 상태</w:t>
+        <w:t xml:space="preserve">3.4 단계 3이 끝난 상태</w:t>
       </w:r>
     </w:p>
     <w:p>
@@ -5910,7 +5972,7 @@
           <w:szCs w:val="20"/>
           <w:lang w:eastAsia="ko-KR"/>
         </w:rPr>
-        <w:t xml:space="preserve">그림 10은 충주댐에 관련된 Entity를 만든 자료별로 모은 것이다.</w:t>
+        <w:t xml:space="preserve">그림 12은 충주댐에 관련된 Entity를 만든 자료별로 모은 것이다.</w:t>
       </w:r>
     </w:p>
     <w:p>
@@ -5974,7 +6036,7 @@
         <w:drawing>
           <wp:inline distT="0" distB="0" distL="0" distR="0">
             <wp:extent cx="6141720" cy="3547574"/>
-            <wp:docPr id="10" name="step3_doc_f7" descr="step3_doc_f7"/>
+            <wp:docPr id="12" name="step3_doc_f7" descr="step3_doc_f7"/>
             <wp:cNvGraphicFramePr>
               <a:graphicFrameLocks xmlns:a="http://schemas.openxmlformats.org/drawingml/2006/main" noChangeAspect="1"/>
             </wp:cNvGraphicFramePr>
@@ -5982,11 +6044,11 @@
               <a:graphicData uri="http://schemas.openxmlformats.org/drawingml/2006/picture">
                 <pic:pic xmlns:pic="http://schemas.openxmlformats.org/drawingml/2006/picture">
                   <pic:nvPicPr>
-                    <pic:cNvPr id="10" name="step3_doc_f7"/>
+                    <pic:cNvPr id="12" name="step3_doc_f7"/>
                     <pic:cNvPicPr/>
                   </pic:nvPicPr>
                   <pic:blipFill>
-                    <a:blip r:embed="rIdImg10"/>
+                    <a:blip r:embed="rIdImg12"/>
                     <a:stretch>
                       <a:fillRect/>
                     </a:stretch>
@@ -6022,7 +6084,7 @@
           <w:szCs w:val="18"/>
           <w:lang w:eastAsia="ko-KR"/>
         </w:rPr>
-        <w:t xml:space="preserve">그림 10. 단계 3이 끝난 상태 — 충주댐의 Entity</w:t>
+        <w:t xml:space="preserve">그림 12. 단계 3이 끝난 상태 — 충주댐의 Entity</w:t>
       </w:r>
     </w:p>
     <w:p>
@@ -6037,7 +6099,7 @@
         <w:rPr>
           <w:lang w:eastAsia="ko-KR"/>
         </w:rPr>
-        <w:t xml:space="preserve">5. 검토할 점</w:t>
+        <w:t xml:space="preserve">4. 검토할 점</w:t>
       </w:r>
     </w:p>
     <w:p>
@@ -6211,7 +6273,7 @@
           <w:szCs w:val="20"/>
           <w:lang w:eastAsia="ko-KR"/>
         </w:rPr>
-        <w:t xml:space="preserve">연결: APR:504와 EVI:AP:504는 같은 504행에서 동시에 만들어지고, 그 자리에서 이어진다(과정 4, 그림 6). 그래서 글자가 달라도 연결에는 문제가 없다.</w:t>
+        <w:t xml:space="preserve">연결: APR:504와 EVI:AP:504는 같은 504행에서 동시에 만들어지고, 그 자리에서 이어진다(과정 4, 그림 8). 그래서 글자가 달라도 연결에는 문제가 없다.</w:t>
       </w:r>
     </w:p>
     <w:p>
@@ -6364,7 +6426,7 @@
           <w:szCs w:val="20"/>
           <w:lang w:eastAsia="ko-KR"/>
         </w:rPr>
-        <w:t xml:space="preserve">D2RQ 매핑에 대한 설명은 이 논문의 4장, 매핑 파일의 예는 그림 5(수정된 매핑 파일 일부)에 있다.</w:t>
+        <w:t xml:space="preserve">D2RQ 매핑에 대한 설명은 이 논문의 4장, 매핑 파일의 예는 그림 7(수정된 매핑 파일 일부)에 있다.</w:t>
       </w:r>
     </w:p>
     <w:sectPr>
